--- a/docs/generated/product-spec-evidence-report.docx
+++ b/docs/generated/product-spec-evidence-report.docx
@@ -1195,7 +1195,7 @@
         <w:pStyle w:val="ListBullet"/>
       </w:pPr>
       <w:r>
-        <w:t xml:space="preserve">• Implementation evidence: apps/core-api/src/modules/gift/gift.controller.ts:37 — contains export class GiftController</w:t>
+        <w:t xml:space="preserve">• Implementation evidence: apps/core-api/src/modules/gift/gift.controller.ts:38 — contains export class GiftController</w:t>
       </w:r>
     </w:p>
     <w:p>
@@ -1299,7 +1299,7 @@
         <w:pStyle w:val="ListBullet"/>
       </w:pPr>
       <w:r>
-        <w:t xml:space="preserve">• Verification evidence (automated-test-source): apps/core-api/src/modules/feed/feed.integration.spec.ts:13 — contains Feed</w:t>
+        <w:t xml:space="preserve">• Verification evidence (automated-test-source): apps/core-api/src/modules/feed/feed.integration.spec.ts:14 — contains Feed</w:t>
       </w:r>
     </w:p>
     <w:p>
@@ -1435,7 +1435,7 @@
         <w:pStyle w:val="ListBullet"/>
       </w:pPr>
       <w:r>
-        <w:t xml:space="preserve">• Implementation evidence: apps/core-api/src/modules/notification/notification.controller.ts:28 — contains @Controller('notifications')</w:t>
+        <w:t xml:space="preserve">• Implementation evidence: apps/core-api/src/modules/notification/notification.controller.ts:35 — contains @Controller('notifications')</w:t>
       </w:r>
     </w:p>
     <w:p>
@@ -2067,7 +2067,7 @@
         <w:pStyle w:val="ListBullet"/>
       </w:pPr>
       <w:r>
-        <w:t xml:space="preserve">• Source evidence: package.json:39 — contains "agent:check":; scripts/agent/verify.mjs:26 — contains requiredTargets: ['lint', 'test', 'build']</w:t>
+        <w:t xml:space="preserve">• Source evidence: package.json:39 — contains "agent:check":; scripts/agent/verify.mjs:34 — contains requiredTargets: ['lint', 'test', 'build']</w:t>
       </w:r>
     </w:p>
     <w:p>
@@ -2211,7 +2211,7 @@
         <w:pStyle w:val="TableCell"/>
       </w:pPr>
       <w:r>
-        <w:t xml:space="preserve">Guard location: apps/core-api/src/database/migrations/1754900000000-report-target-video.ts:31 — contains CREATE UNIQUE INDEX uqreportsvideo_reporter; apps/core-api/src/modules/safety/safety.service.ts:163 — contains if (!isUniqueViolation(err)) throw err;</w:t>
+        <w:t xml:space="preserve">Guard location: apps/core-api/src/database/migrations/1754900000000-report-target-video.ts:31 — contains CREATE UNIQUE INDEX uqreportsvideo_reporter; apps/core-api/src/modules/safety/safety.service.ts:171 — contains if (!isUniqueViolation(err)) throw err;</w:t>
       </w:r>
     </w:p>
     <w:p>
@@ -2291,7 +2291,7 @@
         <w:pStyle w:val="TableCell"/>
       </w:pPr>
       <w:r>
-        <w:t xml:space="preserve">Guard location: apps/core-api/src/modules/safety/safety.service.ts:159 — contains trustPenaltyApplied: 0; apps/core-api/src/modules/short-video/short-video.integration.spec.ts:318 — contains report vượt VIDEOREPORTAUTOHIDE_THRESHOLD</w:t>
+        <w:t xml:space="preserve">Guard location: apps/core-api/src/modules/safety/safety.service.ts:167 — contains trustPenaltyApplied: 0; apps/core-api/src/modules/short-video/short-video.integration.spec.ts:318 — contains report vượt VIDEOREPORTAUTOHIDE_THRESHOLD</w:t>
       </w:r>
     </w:p>
     <w:p>

--- a/docs/generated/product-spec-evidence-report.docx
+++ b/docs/generated/product-spec-evidence-report.docx
@@ -1819,15 +1819,15 @@
         <w:pStyle w:val="ListBullet"/>
       </w:pPr>
       <w:r>
-        <w:t xml:space="preserve">• Implementation evidence: apps/signaling-gateway/src/app/signaling.gateway.ts:45 — contains @WebSocketGateway; libs/common-dtos/src/lib/realtime-events.ts:34 — contains export const RealtimeEvents; apps/signaling-gateway/src/app/connection-quota.service.ts:66 — contains ConnectionQuotaService</w:t>
-      </w:r>
-    </w:p>
-    <w:p>
-      <w:pPr>
-        <w:pStyle w:val="ListBullet"/>
-      </w:pPr>
-      <w:r>
-        <w:t xml:space="preserve">• Verification evidence (automated-test-source): apps/signaling-gateway/src/app/signaling.integration.spec.ts:109 — contains event chỉ tới ĐÚNG user; apps/signaling-gateway/src/app/signaling.horizontal-scale.integration.spec.ts:175 — contains quota per-user atomic xuyên 2 instance</w:t>
+        <w:t xml:space="preserve">• Implementation evidence: apps/signaling-gateway/src/app/signaling.gateway.ts:46 — contains @WebSocketGateway; libs/common-dtos/src/lib/realtime-events.ts:34 — contains export const RealtimeEvents; apps/signaling-gateway/src/app/connection-quota.service.ts:66 — contains ConnectionQuotaService</w:t>
+      </w:r>
+    </w:p>
+    <w:p>
+      <w:pPr>
+        <w:pStyle w:val="ListBullet"/>
+      </w:pPr>
+      <w:r>
+        <w:t xml:space="preserve">• Verification evidence (automated-test-source): apps/signaling-gateway/src/app/signaling.integration.spec.ts:109 — contains event chỉ tới ĐÚNG user; apps/signaling-gateway/src/app/signaling.horizontal-scale.integration.spec.ts:195 — contains quota per-user atomic xuyên 2 instance</w:t>
       </w:r>
     </w:p>
     <w:p>
@@ -1947,7 +1947,7 @@
         <w:pStyle w:val="ListBullet"/>
       </w:pPr>
       <w:r>
-        <w:t xml:space="preserve">• Source evidence: apps/core-api/src/modules/short-video/short-video.service.spec.ts:438 — contains vượt ngưỡng distinct reporter; apps/core-api/src/modules/short-video/short-video.integration.spec.ts:353 — contains cùng 1 người report lặp lại 1 video</w:t>
+        <w:t xml:space="preserve">• Source evidence: apps/core-api/src/modules/short-video/short-video.service.spec.ts:506 — contains vượt ngưỡng distinct reporter; apps/core-api/src/modules/short-video/short-video.integration.spec.ts:378 — contains cùng 1 người report lặp lại 1 video</w:t>
       </w:r>
     </w:p>
     <w:p>
@@ -2131,7 +2131,7 @@
         <w:pStyle w:val="TableCell"/>
       </w:pPr>
       <w:r>
-        <w:t xml:space="preserve">Guard location: apps/core-api/src/app/app.module.ts:117 — contains { provide: APP_GUARD, useClass: JwtAuthGuard }; apps/core-api/src/modules/short-video/short-video.controller.ts:129 — contains await this.videoService.reportVideo(user, id, dto.reason, dto.description);</w:t>
+        <w:t xml:space="preserve">Guard location: apps/core-api/src/app/app.module.ts:131 — contains { provide: APP_GUARD, useClass: JwtAuthGuard }; apps/core-api/src/modules/short-video/short-video.controller.ts:129 — contains await this.videoService.reportVideo(user, id, dto.reason, dto.description);</w:t>
       </w:r>
     </w:p>
     <w:p>
@@ -2171,7 +2171,7 @@
         <w:pStyle w:val="TableCell"/>
       </w:pPr>
       <w:r>
-        <w:t xml:space="preserve">Guard location: apps/core-api/src/modules/short-video/short-video.service.ts:481 — contains Chốt target tồn tại/visible trước khi ghi report; apps/core-api/src/modules/short-video/short-video.service.spec.ts:430 — contains validate video tồn tại trước khi gọi Safety</w:t>
+        <w:t xml:space="preserve">Guard location: apps/core-api/src/modules/short-video/short-video.service.ts:479 — contains Chốt target tồn tại/visible trước khi ghi report; apps/core-api/src/modules/short-video/short-video.service.spec.ts:498 — contains validate video tồn tại trước khi gọi Safety</w:t>
       </w:r>
     </w:p>
     <w:p>
@@ -2251,7 +2251,7 @@
         <w:pStyle w:val="TableCell"/>
       </w:pPr>
       <w:r>
-        <w:t xml:space="preserve">Guard location: apps/core-api/src/modules/short-video/short-video.service.ts:492 — contains if (distinctReporterCount &gt;= threshold); apps/core-api/src/modules/short-video/short-video.service.ts:499 — contains return this.transition(videoId, VideoStatus.Published, VideoStatus.Removed);</w:t>
+        <w:t xml:space="preserve">Guard location: apps/core-api/src/modules/short-video/short-video.service.ts:490 — contains if (distinctReporterCount &gt;= threshold); apps/core-api/src/modules/short-video/short-video.service.ts:497 — contains return this.transition(videoId, VideoStatus.Published, VideoStatus.Removed);</w:t>
       </w:r>
     </w:p>
     <w:p>
@@ -2291,7 +2291,7 @@
         <w:pStyle w:val="TableCell"/>
       </w:pPr>
       <w:r>
-        <w:t xml:space="preserve">Guard location: apps/core-api/src/modules/safety/safety.service.ts:167 — contains trustPenaltyApplied: 0; apps/core-api/src/modules/short-video/short-video.integration.spec.ts:318 — contains report vượt VIDEOREPORTAUTOHIDE_THRESHOLD</w:t>
+        <w:t xml:space="preserve">Guard location: apps/core-api/src/modules/safety/safety.service.ts:167 — contains trustPenaltyApplied: 0; apps/core-api/src/modules/short-video/short-video.integration.spec.ts:343 — contains report vượt VIDEOREPORTAUTOHIDE_THRESHOLD</w:t>
       </w:r>
     </w:p>
     <w:p>

--- a/docs/generated/product-spec-evidence-report.docx
+++ b/docs/generated/product-spec-evidence-report.docx
@@ -1947,7 +1947,7 @@
         <w:pStyle w:val="ListBullet"/>
       </w:pPr>
       <w:r>
-        <w:t xml:space="preserve">• Source evidence: apps/core-api/src/modules/short-video/short-video.service.spec.ts:506 — contains vượt ngưỡng distinct reporter; apps/core-api/src/modules/short-video/short-video.integration.spec.ts:378 — contains cùng 1 người report lặp lại 1 video</w:t>
+        <w:t xml:space="preserve">• Source evidence: apps/core-api/src/modules/short-video/short-video.service.spec.ts:528 — contains vượt ngưỡng distinct reporter; apps/core-api/src/modules/short-video/short-video.integration.spec.ts:445 — contains cùng 1 người report lặp lại 1 video</w:t>
       </w:r>
     </w:p>
     <w:p>
@@ -2131,7 +2131,7 @@
         <w:pStyle w:val="TableCell"/>
       </w:pPr>
       <w:r>
-        <w:t xml:space="preserve">Guard location: apps/core-api/src/app/app.module.ts:131 — contains { provide: APP_GUARD, useClass: JwtAuthGuard }; apps/core-api/src/modules/short-video/short-video.controller.ts:129 — contains await this.videoService.reportVideo(user, id, dto.reason, dto.description);</w:t>
+        <w:t xml:space="preserve">Guard location: apps/core-api/src/app/app.module.ts:155 — contains { provide: APP_GUARD, useClass: JwtAuthGuard }; apps/core-api/src/modules/short-video/short-video.controller.ts:129 — contains await this.videoService.reportVideo(user, id, dto.reason, dto.description);</w:t>
       </w:r>
     </w:p>
     <w:p>
@@ -2171,7 +2171,7 @@
         <w:pStyle w:val="TableCell"/>
       </w:pPr>
       <w:r>
-        <w:t xml:space="preserve">Guard location: apps/core-api/src/modules/short-video/short-video.service.ts:479 — contains Chốt target tồn tại/visible trước khi ghi report; apps/core-api/src/modules/short-video/short-video.service.spec.ts:498 — contains validate video tồn tại trước khi gọi Safety</w:t>
+        <w:t xml:space="preserve">Guard location: apps/core-api/src/modules/short-video/short-video.service.ts:489 — contains Chốt target tồn tại/visible trước khi ghi report; apps/core-api/src/modules/short-video/short-video.service.spec.ts:520 — contains validate video tồn tại trước khi gọi Safety</w:t>
       </w:r>
     </w:p>
     <w:p>
@@ -2251,7 +2251,7 @@
         <w:pStyle w:val="TableCell"/>
       </w:pPr>
       <w:r>
-        <w:t xml:space="preserve">Guard location: apps/core-api/src/modules/short-video/short-video.service.ts:490 — contains if (distinctReporterCount &gt;= threshold); apps/core-api/src/modules/short-video/short-video.service.ts:497 — contains return this.transition(videoId, VideoStatus.Published, VideoStatus.Removed);</w:t>
+        <w:t xml:space="preserve">Guard location: apps/core-api/src/modules/short-video/short-video.service.ts:500 — contains if (distinctReporterCount &gt;= threshold); apps/core-api/src/modules/short-video/short-video.service.ts:507 — contains return this.transition(videoId, VideoStatus.Published, VideoStatus.Removed);</w:t>
       </w:r>
     </w:p>
     <w:p>
@@ -2291,7 +2291,7 @@
         <w:pStyle w:val="TableCell"/>
       </w:pPr>
       <w:r>
-        <w:t xml:space="preserve">Guard location: apps/core-api/src/modules/safety/safety.service.ts:167 — contains trustPenaltyApplied: 0; apps/core-api/src/modules/short-video/short-video.integration.spec.ts:343 — contains report vượt VIDEOREPORTAUTOHIDE_THRESHOLD</w:t>
+        <w:t xml:space="preserve">Guard location: apps/core-api/src/modules/safety/safety.service.ts:167 — contains trustPenaltyApplied: 0; apps/core-api/src/modules/short-video/short-video.integration.spec.ts:410 — contains report vượt VIDEOREPORTAUTOHIDE_THRESHOLD</w:t>
       </w:r>
     </w:p>
     <w:p>

--- a/docs/generated/product-spec-evidence-report.docx
+++ b/docs/generated/product-spec-evidence-report.docx
@@ -1195,7 +1195,7 @@
         <w:pStyle w:val="ListBullet"/>
       </w:pPr>
       <w:r>
-        <w:t xml:space="preserve">• Implementation evidence: apps/core-api/src/modules/gift/gift.controller.ts:37 — contains export class GiftController</w:t>
+        <w:t xml:space="preserve">• Implementation evidence: apps/core-api/src/modules/gift/gift.controller.ts:38 — contains export class GiftController</w:t>
       </w:r>
     </w:p>
     <w:p>
@@ -1299,7 +1299,7 @@
         <w:pStyle w:val="ListBullet"/>
       </w:pPr>
       <w:r>
-        <w:t xml:space="preserve">• Verification evidence (automated-test-source): apps/core-api/src/modules/feed/feed.integration.spec.ts:13 — contains Feed</w:t>
+        <w:t xml:space="preserve">• Verification evidence (automated-test-source): apps/core-api/src/modules/feed/feed.integration.spec.ts:14 — contains Feed</w:t>
       </w:r>
     </w:p>
     <w:p>
@@ -1435,7 +1435,7 @@
         <w:pStyle w:val="ListBullet"/>
       </w:pPr>
       <w:r>
-        <w:t xml:space="preserve">• Implementation evidence: apps/core-api/src/modules/notification/notification.controller.ts:28 — contains @Controller('notifications')</w:t>
+        <w:t xml:space="preserve">• Implementation evidence: apps/core-api/src/modules/notification/notification.controller.ts:35 — contains @Controller('notifications')</w:t>
       </w:r>
     </w:p>
     <w:p>
@@ -1819,15 +1819,15 @@
         <w:pStyle w:val="ListBullet"/>
       </w:pPr>
       <w:r>
-        <w:t xml:space="preserve">• Implementation evidence: apps/signaling-gateway/src/app/signaling.gateway.ts:45 — contains @WebSocketGateway; libs/common-dtos/src/lib/realtime-events.ts:34 — contains export const RealtimeEvents; apps/signaling-gateway/src/app/connection-quota.service.ts:66 — contains ConnectionQuotaService</w:t>
-      </w:r>
-    </w:p>
-    <w:p>
-      <w:pPr>
-        <w:pStyle w:val="ListBullet"/>
-      </w:pPr>
-      <w:r>
-        <w:t xml:space="preserve">• Verification evidence (automated-test-source): apps/signaling-gateway/src/app/signaling.integration.spec.ts:109 — contains event chỉ tới ĐÚNG user; apps/signaling-gateway/src/app/signaling.horizontal-scale.integration.spec.ts:175 — contains quota per-user atomic xuyên 2 instance</w:t>
+        <w:t xml:space="preserve">• Implementation evidence: apps/signaling-gateway/src/app/signaling.gateway.ts:46 — contains @WebSocketGateway; libs/common-dtos/src/lib/realtime-events.ts:34 — contains export const RealtimeEvents; apps/signaling-gateway/src/app/connection-quota.service.ts:66 — contains ConnectionQuotaService</w:t>
+      </w:r>
+    </w:p>
+    <w:p>
+      <w:pPr>
+        <w:pStyle w:val="ListBullet"/>
+      </w:pPr>
+      <w:r>
+        <w:t xml:space="preserve">• Verification evidence (automated-test-source): apps/signaling-gateway/src/app/signaling.integration.spec.ts:109 — contains event chỉ tới ĐÚNG user; apps/signaling-gateway/src/app/signaling.horizontal-scale.integration.spec.ts:195 — contains quota per-user atomic xuyên 2 instance</w:t>
       </w:r>
     </w:p>
     <w:p>
@@ -1947,7 +1947,7 @@
         <w:pStyle w:val="ListBullet"/>
       </w:pPr>
       <w:r>
-        <w:t xml:space="preserve">• Source evidence: apps/core-api/src/modules/short-video/short-video.service.spec.ts:438 — contains vượt ngưỡng distinct reporter; apps/core-api/src/modules/short-video/short-video.integration.spec.ts:353 — contains cùng 1 người report lặp lại 1 video</w:t>
+        <w:t xml:space="preserve">• Source evidence: apps/core-api/src/modules/short-video/short-video.service.spec.ts:528 — contains vượt ngưỡng distinct reporter; apps/core-api/src/modules/short-video/short-video.integration.spec.ts:445 — contains cùng 1 người report lặp lại 1 video</w:t>
       </w:r>
     </w:p>
     <w:p>
@@ -2067,7 +2067,7 @@
         <w:pStyle w:val="ListBullet"/>
       </w:pPr>
       <w:r>
-        <w:t xml:space="preserve">• Source evidence: package.json:39 — contains "agent:check":; scripts/agent/verify.mjs:26 — contains requiredTargets: ['lint', 'test', 'build']</w:t>
+        <w:t xml:space="preserve">• Source evidence: package.json:39 — contains "agent:check":; scripts/agent/verify.mjs:34 — contains requiredTargets: ['lint', 'test', 'build']</w:t>
       </w:r>
     </w:p>
     <w:p>
@@ -2131,7 +2131,7 @@
         <w:pStyle w:val="TableCell"/>
       </w:pPr>
       <w:r>
-        <w:t xml:space="preserve">Guard location: apps/core-api/src/app/app.module.ts:117 — contains { provide: APP_GUARD, useClass: JwtAuthGuard }; apps/core-api/src/modules/short-video/short-video.controller.ts:129 — contains await this.videoService.reportVideo(user, id, dto.reason, dto.description);</w:t>
+        <w:t xml:space="preserve">Guard location: apps/core-api/src/app/app.module.ts:155 — contains { provide: APP_GUARD, useClass: JwtAuthGuard }; apps/core-api/src/modules/short-video/short-video.controller.ts:129 — contains await this.videoService.reportVideo(user, id, dto.reason, dto.description);</w:t>
       </w:r>
     </w:p>
     <w:p>
@@ -2171,7 +2171,7 @@
         <w:pStyle w:val="TableCell"/>
       </w:pPr>
       <w:r>
-        <w:t xml:space="preserve">Guard location: apps/core-api/src/modules/short-video/short-video.service.ts:481 — contains Chốt target tồn tại/visible trước khi ghi report; apps/core-api/src/modules/short-video/short-video.service.spec.ts:430 — contains validate video tồn tại trước khi gọi Safety</w:t>
+        <w:t xml:space="preserve">Guard location: apps/core-api/src/modules/short-video/short-video.service.ts:489 — contains Chốt target tồn tại/visible trước khi ghi report; apps/core-api/src/modules/short-video/short-video.service.spec.ts:520 — contains validate video tồn tại trước khi gọi Safety</w:t>
       </w:r>
     </w:p>
     <w:p>
@@ -2211,7 +2211,7 @@
         <w:pStyle w:val="TableCell"/>
       </w:pPr>
       <w:r>
-        <w:t xml:space="preserve">Guard location: apps/core-api/src/database/migrations/1754900000000-report-target-video.ts:31 — contains CREATE UNIQUE INDEX uqreportsvideo_reporter; apps/core-api/src/modules/safety/safety.service.ts:163 — contains if (!isUniqueViolation(err)) throw err;</w:t>
+        <w:t xml:space="preserve">Guard location: apps/core-api/src/database/migrations/1754900000000-report-target-video.ts:31 — contains CREATE UNIQUE INDEX uqreportsvideo_reporter; apps/core-api/src/modules/safety/safety.service.ts:171 — contains if (!isUniqueViolation(err)) throw err;</w:t>
       </w:r>
     </w:p>
     <w:p>
@@ -2251,7 +2251,7 @@
         <w:pStyle w:val="TableCell"/>
       </w:pPr>
       <w:r>
-        <w:t xml:space="preserve">Guard location: apps/core-api/src/modules/short-video/short-video.service.ts:492 — contains if (distinctReporterCount &gt;= threshold); apps/core-api/src/modules/short-video/short-video.service.ts:499 — contains return this.transition(videoId, VideoStatus.Published, VideoStatus.Removed);</w:t>
+        <w:t xml:space="preserve">Guard location: apps/core-api/src/modules/short-video/short-video.service.ts:500 — contains if (distinctReporterCount &gt;= threshold); apps/core-api/src/modules/short-video/short-video.service.ts:507 — contains return this.transition(videoId, VideoStatus.Published, VideoStatus.Removed);</w:t>
       </w:r>
     </w:p>
     <w:p>
@@ -2291,7 +2291,7 @@
         <w:pStyle w:val="TableCell"/>
       </w:pPr>
       <w:r>
-        <w:t xml:space="preserve">Guard location: apps/core-api/src/modules/safety/safety.service.ts:159 — contains trustPenaltyApplied: 0; apps/core-api/src/modules/short-video/short-video.integration.spec.ts:318 — contains report vượt VIDEOREPORTAUTOHIDE_THRESHOLD</w:t>
+        <w:t xml:space="preserve">Guard location: apps/core-api/src/modules/safety/safety.service.ts:167 — contains trustPenaltyApplied: 0; apps/core-api/src/modules/short-video/short-video.integration.spec.ts:410 — contains report vượt VIDEOREPORTAUTOHIDE_THRESHOLD</w:t>
       </w:r>
     </w:p>
     <w:p>

--- a/docs/generated/product-spec-evidence-report.docx
+++ b/docs/generated/product-spec-evidence-report.docx
@@ -1003,15 +1003,15 @@
         <w:pStyle w:val="ListBullet"/>
       </w:pPr>
       <w:r>
-        <w:t xml:space="preserve">• Implementation evidence: apps/core-api/src/modules/matching/matching.controller.ts:42 — contains @Controller('matching'); apps/core-api/src/modules/matching/jobs/matcher-worker.service.ts:72 — contains MatcherWorkerService; apps/core-api/src/modules/matching/services/guest-match-quota.service.ts:37 — contains GuestMatchQuotaService</w:t>
-      </w:r>
-    </w:p>
-    <w:p>
-      <w:pPr>
-        <w:pStyle w:val="ListBullet"/>
-      </w:pPr>
-      <w:r>
-        <w:t xml:space="preserve">• Verification evidence (automated-test-source): apps/core-api/src/modules/matching/matching.integration.spec.ts:473 — contains guest quota: concurrent guest mới cùng IP</w:t>
+        <w:t xml:space="preserve">• Implementation evidence: apps/core-api/src/modules/matching/matching.controller.ts:42 — contains @Controller('matching'); apps/core-api/src/modules/matching/jobs/matcher-worker.service.ts:90 — contains MatcherWorkerService; apps/core-api/src/modules/matching/services/guest-match-quota.service.ts:37 — contains GuestMatchQuotaService</w:t>
+      </w:r>
+    </w:p>
+    <w:p>
+      <w:pPr>
+        <w:pStyle w:val="ListBullet"/>
+      </w:pPr>
+      <w:r>
+        <w:t xml:space="preserve">• Verification evidence (automated-test-source): apps/core-api/src/modules/matching/matching.integration.spec.ts:481 — contains guest quota: concurrent guest mới cùng IP</w:t>
       </w:r>
     </w:p>
     <w:p>
@@ -1243,7 +1243,7 @@
         <w:pStyle w:val="ListBullet"/>
       </w:pPr>
       <w:r>
-        <w:t xml:space="preserve">• Implementation evidence: apps/core-api/src/modules/friend/friend.controller.ts:46 — contains export class FriendController; apps/core-api/src/modules/friend/services/streak.service.ts:38 — contains StreakService</w:t>
+        <w:t xml:space="preserve">• Implementation evidence: apps/core-api/src/modules/friend/friend.controller.ts:48 — contains export class FriendController; apps/core-api/src/modules/friend/services/streak.service.ts:58 — contains StreakService</w:t>
       </w:r>
     </w:p>
     <w:p>
@@ -1819,15 +1819,15 @@
         <w:pStyle w:val="ListBullet"/>
       </w:pPr>
       <w:r>
-        <w:t xml:space="preserve">• Implementation evidence: apps/signaling-gateway/src/app/signaling.gateway.ts:46 — contains @WebSocketGateway; libs/common-dtos/src/lib/realtime-events.ts:34 — contains export const RealtimeEvents; apps/signaling-gateway/src/app/connection-quota.service.ts:66 — contains ConnectionQuotaService</w:t>
-      </w:r>
-    </w:p>
-    <w:p>
-      <w:pPr>
-        <w:pStyle w:val="ListBullet"/>
-      </w:pPr>
-      <w:r>
-        <w:t xml:space="preserve">• Verification evidence (automated-test-source): apps/signaling-gateway/src/app/signaling.integration.spec.ts:109 — contains event chỉ tới ĐÚNG user; apps/signaling-gateway/src/app/signaling.horizontal-scale.integration.spec.ts:195 — contains quota per-user atomic xuyên 2 instance</w:t>
+        <w:t xml:space="preserve">• Implementation evidence: apps/signaling-gateway/src/app/signaling.gateway.ts:56 — contains @WebSocketGateway; libs/common-dtos/src/lib/realtime-events.ts:34 — contains export const RealtimeEvents; apps/signaling-gateway/src/app/connection-quota.service.ts:102 — contains ConnectionQuotaService</w:t>
+      </w:r>
+    </w:p>
+    <w:p>
+      <w:pPr>
+        <w:pStyle w:val="ListBullet"/>
+      </w:pPr>
+      <w:r>
+        <w:t xml:space="preserve">• Verification evidence (automated-test-source): apps/signaling-gateway/src/app/signaling.integration.spec.ts:113 — contains event chỉ tới ĐÚNG user; apps/signaling-gateway/src/app/signaling.horizontal-scale.integration.spec.ts:195 — contains quota per-user atomic xuyên 2 instance</w:t>
       </w:r>
     </w:p>
     <w:p>
@@ -2067,7 +2067,7 @@
         <w:pStyle w:val="ListBullet"/>
       </w:pPr>
       <w:r>
-        <w:t xml:space="preserve">• Source evidence: package.json:39 — contains "agent:check":; scripts/agent/verify.mjs:34 — contains requiredTargets: ['lint', 'test', 'build']</w:t>
+        <w:t xml:space="preserve">• Source evidence: package.json:41 — contains "agent:check":; scripts/agent/verify.mjs:34 — contains requiredTargets: ['lint', 'test', 'build']</w:t>
       </w:r>
     </w:p>
     <w:p>
@@ -2211,7 +2211,7 @@
         <w:pStyle w:val="TableCell"/>
       </w:pPr>
       <w:r>
-        <w:t xml:space="preserve">Guard location: apps/core-api/src/database/migrations/1754900000000-report-target-video.ts:31 — contains CREATE UNIQUE INDEX uqreportsvideo_reporter; apps/core-api/src/modules/safety/safety.service.ts:171 — contains if (!isUniqueViolation(err)) throw err;</w:t>
+        <w:t xml:space="preserve">Guard location: apps/core-api/src/database/migrations/1754900000000-report-target-video.ts:31 — contains CREATE UNIQUE INDEX uqreportsvideo_reporter; apps/core-api/src/modules/safety/safety.service.ts:199 — contains if (!isUniqueViolation(err)) throw err;</w:t>
       </w:r>
     </w:p>
     <w:p>
@@ -2291,7 +2291,7 @@
         <w:pStyle w:val="TableCell"/>
       </w:pPr>
       <w:r>
-        <w:t xml:space="preserve">Guard location: apps/core-api/src/modules/safety/safety.service.ts:167 — contains trustPenaltyApplied: 0; apps/core-api/src/modules/short-video/short-video.integration.spec.ts:410 — contains report vượt VIDEOREPORTAUTOHIDE_THRESHOLD</w:t>
+        <w:t xml:space="preserve">Guard location: apps/core-api/src/modules/safety/safety.service.ts:195 — contains trustPenaltyApplied: 0; apps/core-api/src/modules/short-video/short-video.integration.spec.ts:410 — contains report vượt VIDEOREPORTAUTOHIDE_THRESHOLD</w:t>
       </w:r>
     </w:p>
     <w:p>

--- a/docs/generated/product-spec-evidence-report.docx
+++ b/docs/generated/product-spec-evidence-report.docx
@@ -867,7 +867,7 @@
         <w:pStyle w:val="ListBullet"/>
       </w:pPr>
       <w:r>
-        <w:t xml:space="preserve">• Verification evidence (automated-test-source): apps/core-api/src/modules/auth/auth.service.spec.ts:171 — contains social upgrade giữ userId</w:t>
+        <w:t xml:space="preserve">• Verification evidence (automated-test-source): apps/core-api/src/modules/auth/auth.service.spec.ts:193 — contains social upgrade giữ userId</w:t>
       </w:r>
     </w:p>
     <w:p>
@@ -907,15 +907,15 @@
         <w:pStyle w:val="ListBullet"/>
       </w:pPr>
       <w:r>
-        <w:t xml:space="preserve">• Implementation evidence: apps/core-api/src/app/capabilities.controller.ts:10 — contains @Controller('capabilities'); apps/core-api/src/app/capabilities.service.ts:29 — contains getCapabilities(): CapabilitiesDto</w:t>
-      </w:r>
-    </w:p>
-    <w:p>
-      <w:pPr>
-        <w:pStyle w:val="ListBullet"/>
-      </w:pPr>
-      <w:r>
-        <w:t xml:space="preserve">• Verification evidence (automated-test-source): apps/core-api/src/app/capabilities.service.spec.ts:35 — contains derives configured providers; apps/web/src/shared/capabilities/api.spec.tsx:9 — contains capabilities</w:t>
+        <w:t xml:space="preserve">• Implementation evidence: apps/core-api/src/app/capabilities.controller.ts:10 — contains @Controller('capabilities'); apps/core-api/src/app/capabilities.service.ts:31 — contains getCapabilities(): CapabilitiesDto</w:t>
+      </w:r>
+    </w:p>
+    <w:p>
+      <w:pPr>
+        <w:pStyle w:val="ListBullet"/>
+      </w:pPr>
+      <w:r>
+        <w:t xml:space="preserve">• Verification evidence (automated-test-source): apps/core-api/src/app/capabilities.service.spec.ts:36 — contains derives configured providers; apps/web/src/shared/capabilities/api.spec.tsx:9 — contains capabilities</w:t>
       </w:r>
     </w:p>
     <w:p>
@@ -1251,7 +1251,7 @@
         <w:pStyle w:val="ListBullet"/>
       </w:pPr>
       <w:r>
-        <w:t xml:space="preserve">• Verification evidence (automated-test-source): apps/core-api/src/modules/friend/friend.integration.spec.ts:11 — contains Friend</w:t>
+        <w:t xml:space="preserve">• Verification evidence (automated-test-source): apps/core-api/src/modules/friend/friend.integration.spec.ts:13 — contains Friend</w:t>
       </w:r>
     </w:p>
     <w:p>

--- a/docs/generated/product-spec-evidence-report.docx
+++ b/docs/generated/product-spec-evidence-report.docx
@@ -1675,15 +1675,15 @@
         <w:pStyle w:val="ListBullet"/>
       </w:pPr>
       <w:r>
-        <w:t xml:space="preserve">• Implementation evidence: apps/core-api/src/modules/short-video/short-video.controller.ts:48 — contains @Controller('videos'); apps/core-api/src/modules/short-video/jobs/video-ranking.service.ts:28 — contains VideoRankingService</w:t>
-      </w:r>
-    </w:p>
-    <w:p>
-      <w:pPr>
-        <w:pStyle w:val="ListBullet"/>
-      </w:pPr>
-      <w:r>
-        <w:t xml:space="preserve">• Verification evidence (automated-test-source): apps/core-api/src/modules/short-video/short-video.integration.spec.ts:12 — contains Short</w:t>
+        <w:t xml:space="preserve">• Implementation evidence: apps/core-api/src/modules/short-video/short-video.controller.ts:48 — contains @Controller('videos'); apps/core-api/src/modules/short-video/jobs/video-ranking.service.ts:32 — contains VideoRankingService</w:t>
+      </w:r>
+    </w:p>
+    <w:p>
+      <w:pPr>
+        <w:pStyle w:val="ListBullet"/>
+      </w:pPr>
+      <w:r>
+        <w:t xml:space="preserve">• Verification evidence (automated-test-source): apps/core-api/src/modules/short-video/short-video.integration.spec.ts:13 — contains Short</w:t>
       </w:r>
     </w:p>
     <w:p>
@@ -1947,7 +1947,7 @@
         <w:pStyle w:val="ListBullet"/>
       </w:pPr>
       <w:r>
-        <w:t xml:space="preserve">• Source evidence: apps/core-api/src/modules/short-video/short-video.service.spec.ts:528 — contains vượt ngưỡng distinct reporter; apps/core-api/src/modules/short-video/short-video.integration.spec.ts:445 — contains cùng 1 người report lặp lại 1 video</w:t>
+        <w:t xml:space="preserve">• Source evidence: apps/core-api/src/modules/short-video/short-video.service.spec.ts:528 — contains vượt ngưỡng distinct reporter; apps/core-api/src/modules/short-video/short-video.integration.spec.ts:473 — contains cùng 1 người report lặp lại 1 video</w:t>
       </w:r>
     </w:p>
     <w:p>
@@ -2171,7 +2171,7 @@
         <w:pStyle w:val="TableCell"/>
       </w:pPr>
       <w:r>
-        <w:t xml:space="preserve">Guard location: apps/core-api/src/modules/short-video/short-video.service.ts:489 — contains Chốt target tồn tại/visible trước khi ghi report; apps/core-api/src/modules/short-video/short-video.service.spec.ts:520 — contains validate video tồn tại trước khi gọi Safety</w:t>
+        <w:t xml:space="preserve">Guard location: apps/core-api/src/modules/short-video/short-video.service.ts:559 — contains Chốt target tồn tại/visible trước khi ghi report; apps/core-api/src/modules/short-video/short-video.service.spec.ts:520 — contains validate video tồn tại trước khi gọi Safety</w:t>
       </w:r>
     </w:p>
     <w:p>
@@ -2251,7 +2251,7 @@
         <w:pStyle w:val="TableCell"/>
       </w:pPr>
       <w:r>
-        <w:t xml:space="preserve">Guard location: apps/core-api/src/modules/short-video/short-video.service.ts:500 — contains if (distinctReporterCount &gt;= threshold); apps/core-api/src/modules/short-video/short-video.service.ts:507 — contains return this.transition(videoId, VideoStatus.Published, VideoStatus.Removed);</w:t>
+        <w:t xml:space="preserve">Guard location: apps/core-api/src/modules/short-video/short-video.service.ts:570 — contains if (distinctReporterCount &gt;= threshold); apps/core-api/src/modules/short-video/short-video.service.ts:577 — contains return this.transition(videoId, VideoStatus.Published, VideoStatus.Removed);</w:t>
       </w:r>
     </w:p>
     <w:p>
@@ -2291,7 +2291,7 @@
         <w:pStyle w:val="TableCell"/>
       </w:pPr>
       <w:r>
-        <w:t xml:space="preserve">Guard location: apps/core-api/src/modules/safety/safety.service.ts:195 — contains trustPenaltyApplied: 0; apps/core-api/src/modules/short-video/short-video.integration.spec.ts:410 — contains report vượt VIDEOREPORTAUTOHIDE_THRESHOLD</w:t>
+        <w:t xml:space="preserve">Guard location: apps/core-api/src/modules/safety/safety.service.ts:195 — contains trustPenaltyApplied: 0; apps/core-api/src/modules/short-video/short-video.integration.spec.ts:438 — contains report vượt VIDEOREPORTAUTOHIDE_THRESHOLD</w:t>
       </w:r>
     </w:p>
     <w:p>

--- a/docs/generated/product-spec-evidence-report.docx
+++ b/docs/generated/product-spec-evidence-report.docx
@@ -1723,7 +1723,7 @@
         <w:pStyle w:val="ListBullet"/>
       </w:pPr>
       <w:r>
-        <w:t xml:space="preserve">• Implementation evidence: apps/core-api/src/modules/user/user.service.ts:404 — contains Ngày sinh là dữ liệu profile tự chọn; apps/core-api/src/modules/user/dto/update-profile.dto.ts:40 — contains không cho ngày trong tương lai</w:t>
+        <w:t xml:space="preserve">• Implementation evidence: apps/core-api/src/modules/user/user.service.ts:419 — contains Ngày sinh là dữ liệu profile tự chọn; apps/core-api/src/modules/user/dto/update-profile.dto.ts:40 — contains không cho ngày trong tương lai</w:t>
       </w:r>
     </w:p>
     <w:p>

--- a/docs/generated/product-spec-evidence-report.docx
+++ b/docs/generated/product-spec-evidence-report.docx
@@ -1003,7 +1003,7 @@
         <w:pStyle w:val="ListBullet"/>
       </w:pPr>
       <w:r>
-        <w:t xml:space="preserve">• Implementation evidence: apps/core-api/src/modules/matching/matching.controller.ts:42 — contains @Controller('matching'); apps/core-api/src/modules/matching/jobs/matcher-worker.service.ts:90 — contains MatcherWorkerService; apps/core-api/src/modules/matching/services/guest-match-quota.service.ts:37 — contains GuestMatchQuotaService</w:t>
+        <w:t xml:space="preserve">• Implementation evidence: apps/core-api/src/modules/matching/matching.controller.ts:42 — contains @Controller('matching'); apps/core-api/src/modules/matching/jobs/matcher-worker.service.ts:92 — contains MatcherWorkerService; apps/core-api/src/modules/matching/services/guest-match-quota.service.ts:37 — contains GuestMatchQuotaService</w:t>
       </w:r>
     </w:p>
     <w:p>

--- a/docs/generated/product-spec-evidence-report.docx
+++ b/docs/generated/product-spec-evidence-report.docx
@@ -2067,7 +2067,7 @@
         <w:pStyle w:val="ListBullet"/>
       </w:pPr>
       <w:r>
-        <w:t xml:space="preserve">• Source evidence: package.json:41 — contains "agent:check":; scripts/agent/verify.mjs:34 — contains requiredTargets: ['lint', 'test', 'build']</w:t>
+        <w:t xml:space="preserve">• Source evidence: package.json:43 — contains "agent:check":; scripts/agent/verify.mjs:34 — contains requiredTargets: ['lint', 'test', 'build']</w:t>
       </w:r>
     </w:p>
     <w:p>

--- a/docs/generated/product-spec-evidence-report.docx
+++ b/docs/generated/product-spec-evidence-report.docx
@@ -1675,7 +1675,7 @@
         <w:pStyle w:val="ListBullet"/>
       </w:pPr>
       <w:r>
-        <w:t xml:space="preserve">• Implementation evidence: apps/core-api/src/modules/short-video/short-video.controller.ts:48 — contains @Controller('videos'); apps/core-api/src/modules/short-video/jobs/video-ranking.service.ts:32 — contains VideoRankingService</w:t>
+        <w:t xml:space="preserve">• Implementation evidence: apps/core-api/src/modules/short-video/short-video.controller.ts:48 — contains @Controller('videos'); apps/core-api/src/modules/short-video/jobs/video-ranking.service.ts:36 — contains VideoRankingService</w:t>
       </w:r>
     </w:p>
     <w:p>
@@ -1947,7 +1947,7 @@
         <w:pStyle w:val="ListBullet"/>
       </w:pPr>
       <w:r>
-        <w:t xml:space="preserve">• Source evidence: apps/core-api/src/modules/short-video/short-video.service.spec.ts:528 — contains vượt ngưỡng distinct reporter; apps/core-api/src/modules/short-video/short-video.integration.spec.ts:473 — contains cùng 1 người report lặp lại 1 video</w:t>
+        <w:t xml:space="preserve">• Source evidence: apps/core-api/src/modules/short-video/short-video.service.spec.ts:533 — contains vượt ngưỡng distinct reporter; apps/core-api/src/modules/short-video/short-video.integration.spec.ts:478 — contains cùng 1 người report lặp lại 1 video</w:t>
       </w:r>
     </w:p>
     <w:p>
@@ -2171,7 +2171,7 @@
         <w:pStyle w:val="TableCell"/>
       </w:pPr>
       <w:r>
-        <w:t xml:space="preserve">Guard location: apps/core-api/src/modules/short-video/short-video.service.ts:559 — contains Chốt target tồn tại/visible trước khi ghi report; apps/core-api/src/modules/short-video/short-video.service.spec.ts:520 — contains validate video tồn tại trước khi gọi Safety</w:t>
+        <w:t xml:space="preserve">Guard location: apps/core-api/src/modules/short-video/short-video.service.ts:587 — contains Chốt target tồn tại/visible trước khi ghi report; apps/core-api/src/modules/short-video/short-video.service.spec.ts:525 — contains validate video tồn tại trước khi gọi Safety</w:t>
       </w:r>
     </w:p>
     <w:p>
@@ -2251,7 +2251,7 @@
         <w:pStyle w:val="TableCell"/>
       </w:pPr>
       <w:r>
-        <w:t xml:space="preserve">Guard location: apps/core-api/src/modules/short-video/short-video.service.ts:570 — contains if (distinctReporterCount &gt;= threshold); apps/core-api/src/modules/short-video/short-video.service.ts:577 — contains return this.transition(videoId, VideoStatus.Published, VideoStatus.Removed);</w:t>
+        <w:t xml:space="preserve">Guard location: apps/core-api/src/modules/short-video/short-video.service.ts:598 — contains if (distinctReporterCount &gt;= threshold); apps/core-api/src/modules/short-video/short-video.service.ts:605 — contains return this.transition(videoId, VideoStatus.Published, VideoStatus.Removed);</w:t>
       </w:r>
     </w:p>
     <w:p>
@@ -2291,7 +2291,7 @@
         <w:pStyle w:val="TableCell"/>
       </w:pPr>
       <w:r>
-        <w:t xml:space="preserve">Guard location: apps/core-api/src/modules/safety/safety.service.ts:195 — contains trustPenaltyApplied: 0; apps/core-api/src/modules/short-video/short-video.integration.spec.ts:438 — contains report vượt VIDEOREPORTAUTOHIDE_THRESHOLD</w:t>
+        <w:t xml:space="preserve">Guard location: apps/core-api/src/modules/safety/safety.service.ts:195 — contains trustPenaltyApplied: 0; apps/core-api/src/modules/short-video/short-video.integration.spec.ts:443 — contains report vượt VIDEOREPORTAUTOHIDE_THRESHOLD</w:t>
       </w:r>
     </w:p>
     <w:p>

--- a/docs/generated/product-spec-evidence-report.docx
+++ b/docs/generated/product-spec-evidence-report.docx
@@ -1819,7 +1819,7 @@
         <w:pStyle w:val="ListBullet"/>
       </w:pPr>
       <w:r>
-        <w:t xml:space="preserve">• Implementation evidence: apps/signaling-gateway/src/app/signaling.gateway.ts:56 — contains @WebSocketGateway; libs/common-dtos/src/lib/realtime-events.ts:34 — contains export const RealtimeEvents; apps/signaling-gateway/src/app/connection-quota.service.ts:102 — contains ConnectionQuotaService</w:t>
+        <w:t xml:space="preserve">• Implementation evidence: apps/signaling-gateway/src/app/signaling.gateway.ts:59 — contains @WebSocketGateway; libs/common-dtos/src/lib/realtime-events.ts:34 — contains export const RealtimeEvents; apps/signaling-gateway/src/app/connection-quota.service.ts:113 — contains ConnectionQuotaService</w:t>
       </w:r>
     </w:p>
     <w:p>
@@ -2067,7 +2067,7 @@
         <w:pStyle w:val="ListBullet"/>
       </w:pPr>
       <w:r>
-        <w:t xml:space="preserve">• Source evidence: package.json:43 — contains "agent:check":; scripts/agent/verify.mjs:34 — contains requiredTargets: ['lint', 'test', 'build']</w:t>
+        <w:t xml:space="preserve">• Source evidence: package.json:44 — contains "agent:check":; scripts/agent/verify.mjs:34 — contains requiredTargets: ['lint', 'test', 'build']</w:t>
       </w:r>
     </w:p>
     <w:p>
@@ -2131,7 +2131,7 @@
         <w:pStyle w:val="TableCell"/>
       </w:pPr>
       <w:r>
-        <w:t xml:space="preserve">Guard location: apps/core-api/src/app/app.module.ts:155 — contains { provide: APP_GUARD, useClass: JwtAuthGuard }; apps/core-api/src/modules/short-video/short-video.controller.ts:129 — contains await this.videoService.reportVideo(user, id, dto.reason, dto.description);</w:t>
+        <w:t xml:space="preserve">Guard location: apps/core-api/src/app/app.module.ts:148 — contains { provide: APP_GUARD, useClass: JwtAuthGuard }; apps/core-api/src/modules/short-video/short-video.controller.ts:129 — contains await this.videoService.reportVideo(user, id, dto.reason, dto.description);</w:t>
       </w:r>
     </w:p>
     <w:p>
